--- a/SafetyWise 技术方案概要（公开）.docx
+++ b/SafetyWise 技术方案概要（公开）.docx
@@ -7,72 +7,37 @@
         <w:jc w:val="center"/>
       </w:pPr>
       <w:r>
-        <w:rPr>
-          <w:rFonts w:ascii="宋体" w:hAnsi="宋体" w:eastAsia="宋体"/>
-          <w:b/>
-          <w:sz w:val="32"/>
-        </w:rPr>
         <w:t>SafetyWise 技术方案概要（公开）</w:t>
       </w:r>
     </w:p>
     <w:p>
       <w:r>
-        <w:rPr>
-          <w:rFonts w:ascii="宋体" w:hAnsi="宋体" w:eastAsia="宋体"/>
-          <w:b w:val="0"/>
-          <w:sz w:val="22"/>
-        </w:rPr>
-        <w:t>定位：面向装备与复杂系统的安全分析场景，帮助团队把分散资料整理成可复核、可追溯的安全结论，覆盖四项核心功能：</w:t>
+        <w:t>定位：面向装备与复杂系统安全分析场景，帮助团队把分散资料整理成可复核、可追溯的安全结论，覆盖四项核心环节：</w:t>
       </w:r>
     </w:p>
     <w:p>
       <w:r>
-        <w:rPr>
-          <w:rFonts w:ascii="宋体" w:hAnsi="宋体" w:eastAsia="宋体"/>
-          <w:b w:val="0"/>
-          <w:sz w:val="22"/>
-        </w:rPr>
-        <w:t>• 安全需求分析</w:t>
+        <w:t>• 安全需求梳理</w:t>
       </w:r>
     </w:p>
     <w:p>
       <w:r>
-        <w:rPr>
-          <w:rFonts w:ascii="宋体" w:hAnsi="宋体" w:eastAsia="宋体"/>
-          <w:b w:val="0"/>
-          <w:sz w:val="22"/>
-        </w:rPr>
-        <w:t>• 安全设计约束分析</w:t>
+        <w:t>• 安全设计约束梳理</w:t>
       </w:r>
     </w:p>
     <w:p>
       <w:r>
-        <w:rPr>
-          <w:rFonts w:ascii="宋体" w:hAnsi="宋体" w:eastAsia="宋体"/>
-          <w:b w:val="0"/>
-          <w:sz w:val="22"/>
-        </w:rPr>
-        <w:t>• 安全测试设计</w:t>
+        <w:t>• 安全测试关注点生成</w:t>
       </w:r>
     </w:p>
     <w:p>
       <w:r>
-        <w:rPr>
-          <w:rFonts w:ascii="宋体" w:hAnsi="宋体" w:eastAsia="宋体"/>
-          <w:b w:val="0"/>
-          <w:sz w:val="22"/>
-        </w:rPr>
-        <w:t>• 安全分析报告输出</w:t>
+        <w:t>• 安全分析成果交付</w:t>
       </w:r>
     </w:p>
     <w:p>
       <w:r>
-        <w:rPr>
-          <w:rFonts w:ascii="宋体" w:hAnsi="宋体" w:eastAsia="宋体"/>
-          <w:b/>
-          <w:sz w:val="26"/>
-        </w:rPr>
-        <w:t>整体技术栈</w:t>
+        <w:t>行业现状与发展趋势</w:t>
       </w:r>
     </w:p>
     <w:tbl>
@@ -93,17 +58,8 @@
             <w:vAlign w:val="center"/>
           </w:tcPr>
           <w:p>
-            <w:pPr>
-              <w:jc w:val="left"/>
-            </w:pPr>
-            <w:r/>
             <w:r>
-              <w:rPr>
-                <w:rFonts w:ascii="宋体" w:hAnsi="宋体" w:eastAsia="宋体"/>
-                <w:b/>
-                <w:sz w:val="21"/>
-              </w:rPr>
-              <w:t>功能点</w:t>
+              <w:t>业务环节</w:t>
             </w:r>
           </w:p>
         </w:tc>
@@ -113,17 +69,8 @@
             <w:vAlign w:val="center"/>
           </w:tcPr>
           <w:p>
-            <w:pPr>
-              <w:jc w:val="left"/>
-            </w:pPr>
-            <w:r/>
             <w:r>
-              <w:rPr>
-                <w:rFonts w:ascii="宋体" w:hAnsi="宋体" w:eastAsia="宋体"/>
-                <w:b/>
-                <w:sz w:val="21"/>
-              </w:rPr>
-              <w:t>技术选型</w:t>
+              <w:t>当前支撑重点</w:t>
             </w:r>
           </w:p>
         </w:tc>
@@ -135,17 +82,8 @@
             <w:vAlign w:val="center"/>
           </w:tcPr>
           <w:p>
-            <w:pPr>
-              <w:jc w:val="left"/>
-            </w:pPr>
-            <w:r/>
             <w:r>
-              <w:rPr>
-                <w:rFonts w:ascii="宋体" w:hAnsi="宋体" w:eastAsia="宋体"/>
-                <w:b w:val="0"/>
-                <w:sz w:val="21"/>
-              </w:rPr>
-              <w:t>软件 Web 服务</w:t>
+              <w:t>平台形态</w:t>
             </w:r>
           </w:p>
         </w:tc>
@@ -155,17 +93,8 @@
             <w:vAlign w:val="center"/>
           </w:tcPr>
           <w:p>
-            <w:pPr>
-              <w:jc w:val="left"/>
-            </w:pPr>
-            <w:r/>
             <w:r>
-              <w:rPr>
-                <w:rFonts w:ascii="宋体" w:hAnsi="宋体" w:eastAsia="宋体"/>
-                <w:b w:val="0"/>
-                <w:sz w:val="21"/>
-              </w:rPr>
-              <w:t>Node.js + Express，面向项目任务提供网页服务与进度推送</w:t>
+              <w:t>围绕项目任务组织安全分析过程，支持过程展示与阶段复核。</w:t>
             </w:r>
           </w:p>
         </w:tc>
@@ -177,17 +106,8 @@
             <w:vAlign w:val="center"/>
           </w:tcPr>
           <w:p>
-            <w:pPr>
-              <w:jc w:val="left"/>
-            </w:pPr>
-            <w:r/>
             <w:r>
-              <w:rPr>
-                <w:rFonts w:ascii="宋体" w:hAnsi="宋体" w:eastAsia="宋体"/>
-                <w:b w:val="0"/>
-                <w:sz w:val="21"/>
-              </w:rPr>
-              <w:t>大模型接入</w:t>
+              <w:t>分析主线</w:t>
             </w:r>
           </w:p>
         </w:tc>
@@ -197,17 +117,8 @@
             <w:vAlign w:val="center"/>
           </w:tcPr>
           <w:p>
-            <w:pPr>
-              <w:jc w:val="left"/>
-            </w:pPr>
-            <w:r/>
             <w:r>
-              <w:rPr>
-                <w:rFonts w:ascii="宋体" w:hAnsi="宋体" w:eastAsia="宋体"/>
-                <w:b w:val="0"/>
-                <w:sz w:val="21"/>
-              </w:rPr>
-              <w:t>兼容 OpenAI 接口，可按项目接入 DeepSeek、通义千问、GPT 等模型</w:t>
+              <w:t>按风险主线逐步梳理安全需求、设计约束和测试关注点。</w:t>
             </w:r>
           </w:p>
         </w:tc>
@@ -219,17 +130,8 @@
             <w:vAlign w:val="center"/>
           </w:tcPr>
           <w:p>
-            <w:pPr>
-              <w:jc w:val="left"/>
-            </w:pPr>
-            <w:r/>
             <w:r>
-              <w:rPr>
-                <w:rFonts w:ascii="宋体" w:hAnsi="宋体" w:eastAsia="宋体"/>
-                <w:b w:val="0"/>
-                <w:sz w:val="21"/>
-              </w:rPr>
-              <w:t>分析流程编排</w:t>
+              <w:t>知识沉淀</w:t>
             </w:r>
           </w:p>
         </w:tc>
@@ -239,17 +141,8 @@
             <w:vAlign w:val="center"/>
           </w:tcPr>
           <w:p>
-            <w:pPr>
-              <w:jc w:val="left"/>
-            </w:pPr>
-            <w:r/>
             <w:r>
-              <w:rPr>
-                <w:rFonts w:ascii="宋体" w:hAnsi="宋体" w:eastAsia="宋体"/>
-                <w:b w:val="0"/>
-                <w:sz w:val="21"/>
-              </w:rPr>
-              <w:t>多智能体分阶段协同，按“损失—危险状态—约束—需求—测试”逐步推进</w:t>
+              <w:t>沉淀典型危险场景、约束模板和历史分析经验。</w:t>
             </w:r>
           </w:p>
         </w:tc>
@@ -261,17 +154,8 @@
             <w:vAlign w:val="center"/>
           </w:tcPr>
           <w:p>
-            <w:pPr>
-              <w:jc w:val="left"/>
-            </w:pPr>
-            <w:r/>
             <w:r>
-              <w:rPr>
-                <w:rFonts w:ascii="宋体" w:hAnsi="宋体" w:eastAsia="宋体"/>
-                <w:b w:val="0"/>
-                <w:sz w:val="21"/>
-              </w:rPr>
-              <w:t>文档与图形处理</w:t>
+              <w:t>过程管控</w:t>
             </w:r>
           </w:p>
         </w:tc>
@@ -281,17 +165,8 @@
             <w:vAlign w:val="center"/>
           </w:tcPr>
           <w:p>
-            <w:pPr>
-              <w:jc w:val="left"/>
-            </w:pPr>
-            <w:r/>
             <w:r>
-              <w:rPr>
-                <w:rFonts w:ascii="宋体" w:hAnsi="宋体" w:eastAsia="宋体"/>
-                <w:b w:val="0"/>
-                <w:sz w:val="21"/>
-              </w:rPr>
-              <w:t>文档解析结合控制结构建模，支持把系统资料整理成结构化输入</w:t>
+              <w:t>保留分析依据、评审结论和追溯关系，便于后续复核。</w:t>
             </w:r>
           </w:p>
         </w:tc>
@@ -303,17 +178,8 @@
             <w:vAlign w:val="center"/>
           </w:tcPr>
           <w:p>
-            <w:pPr>
-              <w:jc w:val="left"/>
-            </w:pPr>
-            <w:r/>
             <w:r>
-              <w:rPr>
-                <w:rFonts w:ascii="宋体" w:hAnsi="宋体" w:eastAsia="宋体"/>
-                <w:b w:val="0"/>
-                <w:sz w:val="21"/>
-              </w:rPr>
-              <w:t>数据存储</w:t>
+              <w:t>结果输出</w:t>
             </w:r>
           </w:p>
         </w:tc>
@@ -323,17 +189,8 @@
             <w:vAlign w:val="center"/>
           </w:tcPr>
           <w:p>
-            <w:pPr>
-              <w:jc w:val="left"/>
-            </w:pPr>
-            <w:r/>
             <w:r>
-              <w:rPr>
-                <w:rFonts w:ascii="宋体" w:hAnsi="宋体" w:eastAsia="宋体"/>
-                <w:b w:val="0"/>
-                <w:sz w:val="21"/>
-              </w:rPr>
-              <w:t>MySQL，用于保存分析条目、任务过程和证据来源</w:t>
+              <w:t>支持形成安全分析报告、检查清单和汇报材料。</w:t>
             </w:r>
           </w:p>
         </w:tc>
@@ -345,17 +202,8 @@
             <w:vAlign w:val="center"/>
           </w:tcPr>
           <w:p>
-            <w:pPr>
-              <w:jc w:val="left"/>
-            </w:pPr>
-            <w:r/>
             <w:r>
-              <w:rPr>
-                <w:rFonts w:ascii="宋体" w:hAnsi="宋体" w:eastAsia="宋体"/>
-                <w:b w:val="0"/>
-                <w:sz w:val="21"/>
-              </w:rPr>
-              <w:t>软件前端</w:t>
+              <w:t>部署方式</w:t>
             </w:r>
           </w:p>
         </w:tc>
@@ -365,17 +213,8 @@
             <w:vAlign w:val="center"/>
           </w:tcPr>
           <w:p>
-            <w:pPr>
-              <w:jc w:val="left"/>
-            </w:pPr>
-            <w:r/>
             <w:r>
-              <w:rPr>
-                <w:rFonts w:ascii="宋体" w:hAnsi="宋体" w:eastAsia="宋体"/>
-                <w:b w:val="0"/>
-                <w:sz w:val="21"/>
-              </w:rPr>
-              <w:t>Vue 3 页面，突出进度、证据和结果关系展示</w:t>
+              <w:t>适合本地部署和受控环境应用，满足高安全场景要求。</w:t>
             </w:r>
           </w:p>
         </w:tc>
@@ -387,17 +226,8 @@
             <w:vAlign w:val="center"/>
           </w:tcPr>
           <w:p>
-            <w:pPr>
-              <w:jc w:val="left"/>
-            </w:pPr>
-            <w:r/>
             <w:r>
-              <w:rPr>
-                <w:rFonts w:ascii="宋体" w:hAnsi="宋体" w:eastAsia="宋体"/>
-                <w:b w:val="0"/>
-                <w:sz w:val="21"/>
-              </w:rPr>
-              <w:t>部署方式</w:t>
+              <w:t>演进重点</w:t>
             </w:r>
           </w:p>
         </w:tc>
@@ -407,17 +237,8 @@
             <w:vAlign w:val="center"/>
           </w:tcPr>
           <w:p>
-            <w:pPr>
-              <w:jc w:val="left"/>
-            </w:pPr>
-            <w:r/>
             <w:r>
-              <w:rPr>
-                <w:rFonts w:ascii="宋体" w:hAnsi="宋体" w:eastAsia="宋体"/>
-                <w:b w:val="0"/>
-                <w:sz w:val="21"/>
-              </w:rPr>
-              <w:t>支持 Docker Compose 一键部署，也支持独立服务方式运行</w:t>
+              <w:t>增强控制关系联动、增量更新和测试策划衔接能力。</w:t>
             </w:r>
           </w:p>
         </w:tc>
@@ -425,460 +246,187 @@
     </w:tbl>
     <w:p>
       <w:r>
-        <w:rPr>
-          <w:rFonts w:ascii="宋体" w:hAnsi="宋体" w:eastAsia="宋体"/>
-          <w:b/>
-          <w:sz w:val="26"/>
-        </w:rPr>
-        <w:t>四大功能的核心难点与解决方案</w:t>
+        <w:t>四项核心环节的重点与演进方向</w:t>
       </w:r>
     </w:p>
     <w:p>
       <w:r>
-        <w:rPr>
-          <w:rFonts w:ascii="宋体" w:hAnsi="宋体" w:eastAsia="宋体"/>
-          <w:b/>
-          <w:sz w:val="24"/>
-        </w:rPr>
-        <w:t>安全需求分析</w:t>
+        <w:t>安全需求梳理</w:t>
       </w:r>
     </w:p>
     <w:p>
       <w:r>
-        <w:rPr>
-          <w:rFonts w:ascii="宋体" w:hAnsi="宋体" w:eastAsia="宋体"/>
-          <w:b/>
-          <w:sz w:val="22"/>
-        </w:rPr>
-        <w:t>方案：</w:t>
-      </w:r>
-      <w:r>
-        <w:rPr>
-          <w:rFonts w:ascii="宋体" w:hAnsi="宋体" w:eastAsia="宋体"/>
-          <w:b w:val="0"/>
-          <w:sz w:val="22"/>
-        </w:rPr>
-        <w:t>围绕系统资料先识别损失、危险状态和安全约束，再整理出更容易讨论和确认的安全需求清单，让安全分析从一开始就有清晰主线。</w:t>
+        <w:t>当前做法：围绕系统任务、损失场景、危险状态和安全约束逐步展开分析，让前期安全工作从“资料堆里找重点”转向“沿着风险主线系统梳理”。</w:t>
       </w:r>
     </w:p>
     <w:p>
       <w:r>
-        <w:rPr>
-          <w:rFonts w:ascii="宋体" w:hAnsi="宋体" w:eastAsia="宋体"/>
-          <w:b/>
-          <w:sz w:val="22"/>
-        </w:rPr>
-        <w:t>难点：</w:t>
-      </w:r>
-      <w:r>
-        <w:rPr>
-          <w:rFonts w:ascii="宋体" w:hAnsi="宋体" w:eastAsia="宋体"/>
-          <w:b w:val="0"/>
-          <w:sz w:val="22"/>
-        </w:rPr>
+        <w:t>业务现状：</w:t>
       </w:r>
     </w:p>
     <w:p>
       <w:r>
-        <w:rPr>
-          <w:rFonts w:ascii="宋体" w:hAnsi="宋体" w:eastAsia="宋体"/>
-          <w:b w:val="0"/>
-          <w:sz w:val="22"/>
-        </w:rPr>
-        <w:t>• 系统资料来源多、表达口径不一，前期整理成本高。</w:t>
+        <w:t>• 复杂装备软硬件深度耦合，早期安全判断越来越难。</w:t>
       </w:r>
     </w:p>
     <w:p>
       <w:r>
-        <w:rPr>
-          <w:rFonts w:ascii="宋体" w:hAnsi="宋体" w:eastAsia="宋体"/>
-          <w:b w:val="0"/>
-          <w:sz w:val="22"/>
-        </w:rPr>
-        <w:t>• 危险、致因、约束等概念容易混用，影响分析质量。</w:t>
+        <w:t>• 安全分析长期依赖专家经验和手工文档，效率受限。</w:t>
       </w:r>
     </w:p>
     <w:p>
       <w:r>
-        <w:rPr>
-          <w:rFonts w:ascii="宋体" w:hAnsi="宋体" w:eastAsia="宋体"/>
-          <w:b w:val="0"/>
-          <w:sz w:val="22"/>
-        </w:rPr>
-        <w:t>• 一处判断偏差可能向后续环节传递，放大返工成本。</w:t>
+        <w:t>• 项目节奏加快后，前期判断一旦偏差，后续返工代价很高。</w:t>
       </w:r>
     </w:p>
     <w:p>
       <w:r>
-        <w:rPr>
-          <w:rFonts w:ascii="宋体" w:hAnsi="宋体" w:eastAsia="宋体"/>
-          <w:b/>
-          <w:sz w:val="22"/>
-        </w:rPr>
-        <w:t>待攻关：</w:t>
-      </w:r>
-      <w:r>
-        <w:rPr>
-          <w:rFonts w:ascii="宋体" w:hAnsi="宋体" w:eastAsia="宋体"/>
-          <w:b w:val="0"/>
-          <w:sz w:val="22"/>
-        </w:rPr>
+        <w:t>发展趋势：</w:t>
       </w:r>
     </w:p>
     <w:p>
       <w:r>
-        <w:rPr>
-          <w:rFonts w:ascii="宋体" w:hAnsi="宋体" w:eastAsia="宋体"/>
-          <w:b w:val="0"/>
-          <w:sz w:val="22"/>
-        </w:rPr>
-        <w:t>• 加强对复杂图表、表格和历史案例的理解能力。</w:t>
+        <w:t>• 系统安全分析正从阶段性工作转向伴随研制全过程持续更新。</w:t>
       </w:r>
     </w:p>
     <w:p>
       <w:r>
-        <w:rPr>
-          <w:rFonts w:ascii="宋体" w:hAnsi="宋体" w:eastAsia="宋体"/>
-          <w:b w:val="0"/>
-          <w:sz w:val="22"/>
-        </w:rPr>
-        <w:t>• 沉淀更多行业模板，减少首次建模工作量。</w:t>
+        <w:t>• 安全结论将从文本描述转向结构化、可追溯的工程资产。</w:t>
       </w:r>
     </w:p>
     <w:p>
       <w:r>
-        <w:rPr>
-          <w:rFonts w:ascii="宋体" w:hAnsi="宋体" w:eastAsia="宋体"/>
-          <w:b/>
-          <w:sz w:val="24"/>
-        </w:rPr>
-        <w:t>安全设计约束分析</w:t>
+        <w:t>安全设计约束梳理</w:t>
       </w:r>
     </w:p>
     <w:p>
       <w:r>
-        <w:rPr>
-          <w:rFonts w:ascii="宋体" w:hAnsi="宋体" w:eastAsia="宋体"/>
-          <w:b/>
-          <w:sz w:val="22"/>
-        </w:rPr>
-        <w:t>方案：</w:t>
-      </w:r>
-      <w:r>
-        <w:rPr>
-          <w:rFonts w:ascii="宋体" w:hAnsi="宋体" w:eastAsia="宋体"/>
-          <w:b w:val="0"/>
-          <w:sz w:val="22"/>
-        </w:rPr>
-        <w:t>在已有安全需求基础上结合控制结构，把关键控制点、反馈链路和设计约束串起来，帮助团队更早发现设计薄弱环节。</w:t>
+        <w:t>当前做法：在安全需求基础上结合控制关系和设计资料，进一步梳理关键控制点、反馈链路和设计约束，帮助评审更早聚焦薄弱环节。</w:t>
       </w:r>
     </w:p>
     <w:p>
       <w:r>
-        <w:rPr>
-          <w:rFonts w:ascii="宋体" w:hAnsi="宋体" w:eastAsia="宋体"/>
-          <w:b/>
-          <w:sz w:val="22"/>
-        </w:rPr>
-        <w:t>难点：</w:t>
-      </w:r>
-      <w:r>
-        <w:rPr>
-          <w:rFonts w:ascii="宋体" w:hAnsi="宋体" w:eastAsia="宋体"/>
-          <w:b w:val="0"/>
-          <w:sz w:val="22"/>
-        </w:rPr>
+        <w:t>业务现状：</w:t>
       </w:r>
     </w:p>
     <w:p>
       <w:r>
-        <w:rPr>
-          <w:rFonts w:ascii="宋体" w:hAnsi="宋体" w:eastAsia="宋体"/>
-          <w:b w:val="0"/>
-          <w:sz w:val="22"/>
-        </w:rPr>
-        <w:t>• 控制结构往往跨专业、跨模块，沟通成本高。</w:t>
+        <w:t>• 控制链路跨专业、跨模块，沟通协调成本高。</w:t>
       </w:r>
     </w:p>
     <w:p>
       <w:r>
-        <w:rPr>
-          <w:rFonts w:ascii="宋体" w:hAnsi="宋体" w:eastAsia="宋体"/>
-          <w:b w:val="0"/>
-          <w:sz w:val="22"/>
-        </w:rPr>
         <w:t>• 设计资料更新频繁，约束项容易遗漏或失效。</w:t>
       </w:r>
     </w:p>
     <w:p>
       <w:r>
-        <w:rPr>
-          <w:rFonts w:ascii="宋体" w:hAnsi="宋体" w:eastAsia="宋体"/>
-          <w:b w:val="0"/>
-          <w:sz w:val="22"/>
-        </w:rPr>
-        <w:t>• 设计关系如果缺少证据支撑，后续复核难度大。</w:t>
+        <w:t>• 评审越来越关注“结论背后是否有清晰证据链”。</w:t>
       </w:r>
     </w:p>
     <w:p>
       <w:r>
-        <w:rPr>
-          <w:rFonts w:ascii="宋体" w:hAnsi="宋体" w:eastAsia="宋体"/>
-          <w:b/>
-          <w:sz w:val="22"/>
-        </w:rPr>
-        <w:t>待攻关：</w:t>
-      </w:r>
-      <w:r>
-        <w:rPr>
-          <w:rFonts w:ascii="宋体" w:hAnsi="宋体" w:eastAsia="宋体"/>
-          <w:b w:val="0"/>
-          <w:sz w:val="22"/>
-        </w:rPr>
+        <w:t>发展趋势：</w:t>
       </w:r>
     </w:p>
     <w:p>
       <w:r>
-        <w:rPr>
-          <w:rFonts w:ascii="宋体" w:hAnsi="宋体" w:eastAsia="宋体"/>
-          <w:b w:val="0"/>
-          <w:sz w:val="22"/>
-        </w:rPr>
-        <w:t>• 提升控制结构与设计文档的自动关联能力。</w:t>
+        <w:t>• 控制关系、设计约束与问题整改会逐步联动管理。</w:t>
       </w:r>
     </w:p>
     <w:p>
       <w:r>
-        <w:rPr>
-          <w:rFonts w:ascii="宋体" w:hAnsi="宋体" w:eastAsia="宋体"/>
-          <w:b w:val="0"/>
-          <w:sz w:val="22"/>
-        </w:rPr>
-        <w:t>• 增强设计变更后的差异识别与提醒能力。</w:t>
+        <w:t>• 图示化表达和差异提醒会成为设计评审的常用支撑。</w:t>
       </w:r>
     </w:p>
     <w:p>
       <w:r>
-        <w:rPr>
-          <w:rFonts w:ascii="宋体" w:hAnsi="宋体" w:eastAsia="宋体"/>
-          <w:b/>
-          <w:sz w:val="24"/>
-        </w:rPr>
-        <w:t>安全测试设计</w:t>
+        <w:t>安全测试关注点生成</w:t>
       </w:r>
     </w:p>
     <w:p>
       <w:r>
-        <w:rPr>
-          <w:rFonts w:ascii="宋体" w:hAnsi="宋体" w:eastAsia="宋体"/>
-          <w:b/>
-          <w:sz w:val="22"/>
-        </w:rPr>
-        <w:t>方案：</w:t>
-      </w:r>
-      <w:r>
-        <w:rPr>
-          <w:rFonts w:ascii="宋体" w:hAnsi="宋体" w:eastAsia="宋体"/>
-          <w:b w:val="0"/>
-          <w:sz w:val="22"/>
-        </w:rPr>
-        <w:t>把前面形成的安全需求和设计约束继续下沉为测试关注点，形成更适合验证落地的测试建议和检查清单。</w:t>
+        <w:t>当前做法：把前面形成的安全需求和设计约束继续下沉为测试关注点与检查清单，让测试策划更聚焦高风险场景。</w:t>
       </w:r>
     </w:p>
     <w:p>
       <w:r>
-        <w:rPr>
-          <w:rFonts w:ascii="宋体" w:hAnsi="宋体" w:eastAsia="宋体"/>
-          <w:b/>
-          <w:sz w:val="22"/>
-        </w:rPr>
-        <w:t>难点：</w:t>
-      </w:r>
-      <w:r>
-        <w:rPr>
-          <w:rFonts w:ascii="宋体" w:hAnsi="宋体" w:eastAsia="宋体"/>
-          <w:b w:val="0"/>
-          <w:sz w:val="22"/>
-        </w:rPr>
+        <w:t>业务现状：</w:t>
       </w:r>
     </w:p>
     <w:p>
       <w:r>
-        <w:rPr>
-          <w:rFonts w:ascii="宋体" w:hAnsi="宋体" w:eastAsia="宋体"/>
-          <w:b w:val="0"/>
-          <w:sz w:val="22"/>
-        </w:rPr>
-        <w:t>• 安全约束到测试项之间存在语义跨度，需要补齐上下文。</w:t>
+        <w:t>• 异常工况和边界场景覆盖难，容易成为人工分析盲区。</w:t>
       </w:r>
     </w:p>
     <w:p>
       <w:r>
-        <w:rPr>
-          <w:rFonts w:ascii="宋体" w:hAnsi="宋体" w:eastAsia="宋体"/>
-          <w:b w:val="0"/>
-          <w:sz w:val="22"/>
-        </w:rPr>
-        <w:t>• 测试场景既要覆盖典型流程，也要覆盖异常和边界情况。</w:t>
+        <w:t>• 测试资源有限，团队需要优先投入到高风险项。</w:t>
       </w:r>
     </w:p>
     <w:p>
       <w:r>
-        <w:rPr>
-          <w:rFonts w:ascii="宋体" w:hAnsi="宋体" w:eastAsia="宋体"/>
-          <w:b w:val="0"/>
-          <w:sz w:val="22"/>
-        </w:rPr>
-        <w:t>• 不同项目对测试粒度要求差异较大，通用模板不易统一。</w:t>
+        <w:t>• 安全分析结果向测试传递仍较依赖人工转译。</w:t>
       </w:r>
     </w:p>
     <w:p>
       <w:r>
-        <w:rPr>
-          <w:rFonts w:ascii="宋体" w:hAnsi="宋体" w:eastAsia="宋体"/>
-          <w:b/>
-          <w:sz w:val="22"/>
-        </w:rPr>
-        <w:t>待攻关：</w:t>
-      </w:r>
-      <w:r>
-        <w:rPr>
-          <w:rFonts w:ascii="宋体" w:hAnsi="宋体" w:eastAsia="宋体"/>
-          <w:b w:val="0"/>
-          <w:sz w:val="22"/>
-        </w:rPr>
+        <w:t>发展趋势：</w:t>
       </w:r>
     </w:p>
     <w:p>
       <w:r>
-        <w:rPr>
-          <w:rFonts w:ascii="宋体" w:hAnsi="宋体" w:eastAsia="宋体"/>
-          <w:b w:val="0"/>
-          <w:sz w:val="22"/>
-        </w:rPr>
-        <w:t>• 补充更多典型异常工况和边界场景的案例库。</w:t>
+        <w:t>• 高风险场景优先推荐将成为测试策划的常态能力。</w:t>
       </w:r>
     </w:p>
     <w:p>
       <w:r>
-        <w:rPr>
-          <w:rFonts w:ascii="宋体" w:hAnsi="宋体" w:eastAsia="宋体"/>
-          <w:b w:val="0"/>
-          <w:sz w:val="22"/>
-        </w:rPr>
-        <w:t>• 把人工反馈沉淀为后续项目可复用的测试经验。</w:t>
+        <w:t>• 安全分析结果会更直接进入回归测试和验证闭环。</w:t>
       </w:r>
     </w:p>
     <w:p>
       <w:r>
-        <w:rPr>
-          <w:rFonts w:ascii="宋体" w:hAnsi="宋体" w:eastAsia="宋体"/>
-          <w:b/>
-          <w:sz w:val="24"/>
-        </w:rPr>
-        <w:t>安全分析报告输出</w:t>
+        <w:t>安全分析成果交付</w:t>
       </w:r>
     </w:p>
     <w:p>
       <w:r>
-        <w:rPr>
-          <w:rFonts w:ascii="宋体" w:hAnsi="宋体" w:eastAsia="宋体"/>
-          <w:b/>
-          <w:sz w:val="22"/>
-        </w:rPr>
-        <w:t>方案：</w:t>
-      </w:r>
-      <w:r>
-        <w:rPr>
-          <w:rFonts w:ascii="宋体" w:hAnsi="宋体" w:eastAsia="宋体"/>
-          <w:b w:val="0"/>
-          <w:sz w:val="22"/>
-        </w:rPr>
-        <w:t>将分析过程中的关键结论、证据来源和追溯关系自动汇总成正式材料，减少手工整理时间，提升交付一致性。</w:t>
+        <w:t>当前做法：将分析过程中的关键结论、证据来源和追溯关系自动汇总成正式材料，减少人工拼接和重复整理。</w:t>
       </w:r>
     </w:p>
     <w:p>
       <w:r>
-        <w:rPr>
-          <w:rFonts w:ascii="宋体" w:hAnsi="宋体" w:eastAsia="宋体"/>
-          <w:b/>
-          <w:sz w:val="22"/>
-        </w:rPr>
-        <w:t>难点：</w:t>
-      </w:r>
-      <w:r>
-        <w:rPr>
-          <w:rFonts w:ascii="宋体" w:hAnsi="宋体" w:eastAsia="宋体"/>
-          <w:b w:val="0"/>
-          <w:sz w:val="22"/>
-        </w:rPr>
+        <w:t>业务现状：</w:t>
       </w:r>
     </w:p>
     <w:p>
       <w:r>
-        <w:rPr>
-          <w:rFonts w:ascii="宋体" w:hAnsi="宋体" w:eastAsia="宋体"/>
-          <w:b w:val="0"/>
-          <w:sz w:val="22"/>
-        </w:rPr>
-        <w:t>• 报告既要满足规范要求，又要照顾不同项目的表达习惯。</w:t>
+        <w:t>• 报告编制、评审材料准备和追溯整理工作量大。</w:t>
       </w:r>
     </w:p>
     <w:p>
       <w:r>
-        <w:rPr>
-          <w:rFonts w:ascii="宋体" w:hAnsi="宋体" w:eastAsia="宋体"/>
-          <w:b w:val="0"/>
-          <w:sz w:val="22"/>
-        </w:rPr>
-        <w:t>• 图表、清单和追溯关系往往分散在多个环节，整理工作量大。</w:t>
+        <w:t>• 不同项目模板不同，公开与受限版本口径也需兼顾。</w:t>
       </w:r>
     </w:p>
     <w:p>
       <w:r>
-        <w:rPr>
-          <w:rFonts w:ascii="宋体" w:hAnsi="宋体" w:eastAsia="宋体"/>
-          <w:b w:val="0"/>
-          <w:sz w:val="22"/>
-        </w:rPr>
-        <w:t>• 公开版本需要兼顾信息完整性与表达克制。</w:t>
+        <w:t>• 管理层更关注成果是否可汇报、可复核、可积累。</w:t>
       </w:r>
     </w:p>
     <w:p>
       <w:r>
-        <w:rPr>
-          <w:rFonts w:ascii="宋体" w:hAnsi="宋体" w:eastAsia="宋体"/>
-          <w:b/>
-          <w:sz w:val="22"/>
-        </w:rPr>
-        <w:t>待攻关：</w:t>
-      </w:r>
-      <w:r>
-        <w:rPr>
-          <w:rFonts w:ascii="宋体" w:hAnsi="宋体" w:eastAsia="宋体"/>
-          <w:b w:val="0"/>
-          <w:sz w:val="22"/>
-        </w:rPr>
+        <w:t>发展趋势：</w:t>
       </w:r>
     </w:p>
     <w:p>
       <w:r>
-        <w:rPr>
-          <w:rFonts w:ascii="宋体" w:hAnsi="宋体" w:eastAsia="宋体"/>
-          <w:b w:val="0"/>
-          <w:sz w:val="22"/>
-        </w:rPr>
-        <w:t>• 完善报告模板的可配置能力。</w:t>
+        <w:t>• 报告自动汇总与追溯链同步输出会成为基本要求。</w:t>
       </w:r>
     </w:p>
     <w:p>
       <w:r>
-        <w:rPr>
-          <w:rFonts w:ascii="宋体" w:hAnsi="宋体" w:eastAsia="宋体"/>
-          <w:b w:val="0"/>
-          <w:sz w:val="22"/>
-        </w:rPr>
-        <w:t>• 加强图表、追溯关系与正文内容的一体化输出。</w:t>
+        <w:t>• 交付成果将从单份文档转向长期可复用的安全知识资产。</w:t>
       </w:r>
     </w:p>
     <w:sectPr>

--- a/SafetyWise 技术方案概要（公开）.docx
+++ b/SafetyWise 技术方案概要（公开）.docx
@@ -7,37 +7,182 @@
         <w:jc w:val="center"/>
       </w:pPr>
       <w:r>
+        <w:rPr>
+          <w:rFonts w:ascii="宋体" w:hAnsi="宋体" w:eastAsia="宋体"/>
+          <w:b/>
+          <w:sz w:val="32"/>
+        </w:rPr>
         <w:t>SafetyWise 技术方案概要（公开）</w:t>
       </w:r>
     </w:p>
     <w:p>
       <w:r>
-        <w:t>定位：面向装备与复杂系统安全分析场景，帮助团队把分散资料整理成可复核、可追溯的安全结论，覆盖四项核心环节：</w:t>
+        <w:rPr>
+          <w:rFonts w:ascii="宋体" w:hAnsi="宋体" w:eastAsia="宋体"/>
+          <w:b/>
+          <w:sz w:val="26"/>
+        </w:rPr>
+        <w:t>一、软件定位</w:t>
+      </w:r>
+    </w:p>
+    <w:p>
+      <w:pPr>
+        <w:ind w:firstLine="480"/>
+      </w:pPr>
+      <w:r>
+        <w:rPr>
+          <w:rFonts w:ascii="宋体" w:hAnsi="宋体" w:eastAsia="宋体"/>
+          <w:b w:val="0"/>
+          <w:sz w:val="22"/>
+        </w:rPr>
+        <w:t>SafetyWise 面向装备与复杂系统安全分析场景，服务系统论证、方案设计和安全评审等环节，帮助团队把分散的任务资料、控制关系和安全结论组织成一条可复核、可追溯、可持续更新的分析主线。</w:t>
+      </w:r>
+    </w:p>
+    <w:p>
+      <w:pPr>
+        <w:ind w:firstLine="480"/>
+      </w:pPr>
+      <w:r>
+        <w:rPr>
+          <w:rFonts w:ascii="宋体" w:hAnsi="宋体" w:eastAsia="宋体"/>
+          <w:b w:val="0"/>
+          <w:sz w:val="22"/>
+        </w:rPr>
+        <w:t>软件重点解决“专家稀缺、分析周期长、结论难复用、测试衔接弱”等现实问题，让系统安全分析从以人工经验为主，逐步走向以结构化数据、知识复用和过程留痕为支撑的工程化作业方式。</w:t>
       </w:r>
     </w:p>
     <w:p>
       <w:r>
-        <w:t>• 安全需求梳理</w:t>
+        <w:rPr>
+          <w:rFonts w:ascii="宋体" w:hAnsi="宋体" w:eastAsia="宋体"/>
+          <w:b/>
+          <w:sz w:val="26"/>
+        </w:rPr>
+        <w:t>二、主要业务功能条目</w:t>
+      </w:r>
+    </w:p>
+    <w:p>
+      <w:pPr>
+        <w:ind w:left="360"/>
+      </w:pPr>
+      <w:r>
+        <w:rPr>
+          <w:rFonts w:ascii="宋体" w:hAnsi="宋体" w:eastAsia="宋体"/>
+          <w:b w:val="0"/>
+          <w:sz w:val="22"/>
+        </w:rPr>
+        <w:t>• 安全任务与资料接入：统一接入任务说明、需求资料、运行场景和历史分析材料，形成项目级工作台。</w:t>
+      </w:r>
+    </w:p>
+    <w:p>
+      <w:pPr>
+        <w:ind w:left="360"/>
+      </w:pPr>
+      <w:r>
+        <w:rPr>
+          <w:rFonts w:ascii="宋体" w:hAnsi="宋体" w:eastAsia="宋体"/>
+          <w:b w:val="0"/>
+          <w:sz w:val="22"/>
+        </w:rPr>
+        <w:t>• 危险识别与安全需求梳理：围绕损失、危险、约束和需求逐步展开分析，形成风险主线。</w:t>
+      </w:r>
+    </w:p>
+    <w:p>
+      <w:pPr>
+        <w:ind w:left="360"/>
+      </w:pPr>
+      <w:r>
+        <w:rPr>
+          <w:rFonts w:ascii="宋体" w:hAnsi="宋体" w:eastAsia="宋体"/>
+          <w:b w:val="0"/>
+          <w:sz w:val="22"/>
+        </w:rPr>
+        <w:t>• 控制结构与不安全控制行为分析：梳理关键控制环节、反馈关系和不安全控制行为，支撑设计评审。</w:t>
+      </w:r>
+    </w:p>
+    <w:p>
+      <w:pPr>
+        <w:ind w:left="360"/>
+      </w:pPr>
+      <w:r>
+        <w:rPr>
+          <w:rFonts w:ascii="宋体" w:hAnsi="宋体" w:eastAsia="宋体"/>
+          <w:b w:val="0"/>
+          <w:sz w:val="22"/>
+        </w:rPr>
+        <w:t>• 致因分析与测试关注点生成：把高风险场景继续下沉为致因、约束补充项和测试关注点。</w:t>
+      </w:r>
+    </w:p>
+    <w:p>
+      <w:pPr>
+        <w:ind w:left="360"/>
+      </w:pPr>
+      <w:r>
+        <w:rPr>
+          <w:rFonts w:ascii="宋体" w:hAnsi="宋体" w:eastAsia="宋体"/>
+          <w:b w:val="0"/>
+          <w:sz w:val="22"/>
+        </w:rPr>
+        <w:t>• 报告交付与知识沉淀：自动汇总分析成果、追溯关系和评审意见，沉淀为可复用资产。</w:t>
       </w:r>
     </w:p>
     <w:p>
       <w:r>
-        <w:t>• 安全设计约束梳理</w:t>
+        <w:rPr>
+          <w:rFonts w:ascii="宋体" w:hAnsi="宋体" w:eastAsia="宋体"/>
+          <w:b/>
+          <w:sz w:val="26"/>
+        </w:rPr>
+        <w:t>三、行业现状及发展趋势</w:t>
+      </w:r>
+    </w:p>
+    <w:p>
+      <w:pPr>
+        <w:ind w:firstLine="480"/>
+      </w:pPr>
+      <w:r>
+        <w:rPr>
+          <w:rFonts w:ascii="宋体" w:hAnsi="宋体" w:eastAsia="宋体"/>
+          <w:b w:val="0"/>
+          <w:sz w:val="22"/>
+        </w:rPr>
+        <w:t>当前系统安全分析仍大量依赖专家手工推演。随着装备软件控制链路更长、软硬件耦合更深，单靠人工已难以在有限周期内完成全量梳理。</w:t>
+      </w:r>
+    </w:p>
+    <w:p>
+      <w:pPr>
+        <w:ind w:firstLine="480"/>
+      </w:pPr>
+      <w:r>
+        <w:rPr>
+          <w:rFonts w:ascii="宋体" w:hAnsi="宋体" w:eastAsia="宋体"/>
+          <w:b w:val="0"/>
+          <w:sz w:val="22"/>
+        </w:rPr>
+        <w:t>行业正在从“阶段末补一份安全报告”转向“研发过程中持续更新安全结论”。未来更看重过程留痕、图示化表达、跨阶段追溯和对测试策划的直接支撑。</w:t>
+      </w:r>
+    </w:p>
+    <w:p>
+      <w:pPr>
+        <w:ind w:firstLine="480"/>
+      </w:pPr>
+      <w:r>
+        <w:rPr>
+          <w:rFonts w:ascii="宋体" w:hAnsi="宋体" w:eastAsia="宋体"/>
+          <w:b w:val="0"/>
+          <w:sz w:val="22"/>
+        </w:rPr>
+        <w:t>在高安全行业，私有化部署、规则约束、知识复用和人工复核结合的模式会成为主流，安全分析能力也会逐步沉淀为长期可复用的组织资产。</w:t>
       </w:r>
     </w:p>
     <w:p>
       <w:r>
-        <w:t>• 安全测试关注点生成</w:t>
-      </w:r>
-    </w:p>
-    <w:p>
-      <w:r>
-        <w:t>• 安全分析成果交付</w:t>
-      </w:r>
-    </w:p>
-    <w:p>
-      <w:r>
-        <w:t>行业现状与发展趋势</w:t>
+        <w:rPr>
+          <w:rFonts w:ascii="宋体" w:hAnsi="宋体" w:eastAsia="宋体"/>
+          <w:b/>
+          <w:sz w:val="26"/>
+        </w:rPr>
+        <w:t>四、软件技术栈列表</w:t>
       </w:r>
     </w:p>
     <w:tbl>
@@ -48,29 +193,56 @@
         <w:tblLook w:firstColumn="1" w:firstRow="1" w:lastColumn="0" w:lastRow="0" w:noHBand="0" w:noVBand="1" w:val="04A0"/>
       </w:tblPr>
       <w:tblGrid>
-        <w:gridCol w:w="4703"/>
-        <w:gridCol w:w="4703"/>
+        <w:gridCol w:w="3120"/>
+        <w:gridCol w:w="3120"/>
+        <w:gridCol w:w="3120"/>
       </w:tblGrid>
       <w:tr>
         <w:tc>
           <w:tcPr>
-            <w:tcW w:type="dxa" w:w="2381"/>
-            <w:vAlign w:val="center"/>
+            <w:tcW w:type="dxa" w:w="3120"/>
           </w:tcPr>
           <w:p>
+            <w:r/>
             <w:r>
-              <w:t>业务环节</w:t>
+              <w:rPr>
+                <w:rFonts w:ascii="宋体" w:hAnsi="宋体" w:eastAsia="宋体"/>
+                <w:b/>
+                <w:sz w:val="21"/>
+              </w:rPr>
+              <w:t>功能规格点</w:t>
             </w:r>
           </w:p>
         </w:tc>
         <w:tc>
           <w:tcPr>
-            <w:tcW w:type="dxa" w:w="6690"/>
-            <w:vAlign w:val="center"/>
+            <w:tcW w:type="dxa" w:w="3120"/>
           </w:tcPr>
           <w:p>
+            <w:r/>
             <w:r>
-              <w:t>当前支撑重点</w:t>
+              <w:rPr>
+                <w:rFonts w:ascii="宋体" w:hAnsi="宋体" w:eastAsia="宋体"/>
+                <w:b/>
+                <w:sz w:val="21"/>
+              </w:rPr>
+              <w:t>技术选型</w:t>
+            </w:r>
+          </w:p>
+        </w:tc>
+        <w:tc>
+          <w:tcPr>
+            <w:tcW w:type="dxa" w:w="3120"/>
+          </w:tcPr>
+          <w:p>
+            <w:r/>
+            <w:r>
+              <w:rPr>
+                <w:rFonts w:ascii="宋体" w:hAnsi="宋体" w:eastAsia="宋体"/>
+                <w:b/>
+                <w:sz w:val="21"/>
+              </w:rPr>
+              <w:t>用途说明</w:t>
             </w:r>
           </w:p>
         </w:tc>
@@ -78,23 +250,49 @@
       <w:tr>
         <w:tc>
           <w:tcPr>
-            <w:tcW w:type="dxa" w:w="2381"/>
-            <w:vAlign w:val="center"/>
+            <w:tcW w:type="dxa" w:w="3120"/>
           </w:tcPr>
           <w:p>
+            <w:r/>
             <w:r>
-              <w:t>平台形态</w:t>
+              <w:rPr>
+                <w:rFonts w:ascii="宋体" w:hAnsi="宋体" w:eastAsia="宋体"/>
+                <w:b w:val="0"/>
+                <w:sz w:val="21"/>
+              </w:rPr>
+              <w:t>平台底座</w:t>
             </w:r>
           </w:p>
         </w:tc>
         <w:tc>
           <w:tcPr>
-            <w:tcW w:type="dxa" w:w="6690"/>
-            <w:vAlign w:val="center"/>
+            <w:tcW w:type="dxa" w:w="3120"/>
           </w:tcPr>
           <w:p>
+            <w:r/>
             <w:r>
-              <w:t>围绕项目任务组织安全分析过程，支持过程展示与阶段复核。</w:t>
+              <w:rPr>
+                <w:rFonts w:ascii="宋体" w:hAnsi="宋体" w:eastAsia="宋体"/>
+                <w:b w:val="0"/>
+                <w:sz w:val="21"/>
+              </w:rPr>
+              <w:t>Python服务框架（FastAPI）、Vue3页面、PostgreSQL、Redis、MinIO、一体机/容器化部署</w:t>
+            </w:r>
+          </w:p>
+        </w:tc>
+        <w:tc>
+          <w:tcPr>
+            <w:tcW w:type="dxa" w:w="3120"/>
+          </w:tcPr>
+          <w:p>
+            <w:r/>
+            <w:r>
+              <w:rPr>
+                <w:rFonts w:ascii="宋体" w:hAnsi="宋体" w:eastAsia="宋体"/>
+                <w:b w:val="0"/>
+                <w:sz w:val="21"/>
+              </w:rPr>
+              <w:t>支撑项目管理、任务流转、留痕审计和本地化部署。</w:t>
             </w:r>
           </w:p>
         </w:tc>
@@ -102,23 +300,49 @@
       <w:tr>
         <w:tc>
           <w:tcPr>
-            <w:tcW w:type="dxa" w:w="2381"/>
-            <w:vAlign w:val="center"/>
+            <w:tcW w:type="dxa" w:w="3120"/>
           </w:tcPr>
           <w:p>
+            <w:r/>
             <w:r>
-              <w:t>分析主线</w:t>
+              <w:rPr>
+                <w:rFonts w:ascii="宋体" w:hAnsi="宋体" w:eastAsia="宋体"/>
+                <w:b w:val="0"/>
+                <w:sz w:val="21"/>
+              </w:rPr>
+              <w:t>资料解析与结构化</w:t>
             </w:r>
           </w:p>
         </w:tc>
         <w:tc>
           <w:tcPr>
-            <w:tcW w:type="dxa" w:w="6690"/>
-            <w:vAlign w:val="center"/>
+            <w:tcW w:type="dxa" w:w="3120"/>
           </w:tcPr>
           <w:p>
+            <w:r/>
             <w:r>
-              <w:t>按风险主线逐步梳理安全需求、设计约束和测试关注点。</w:t>
+              <w:rPr>
+                <w:rFonts w:ascii="宋体" w:hAnsi="宋体" w:eastAsia="宋体"/>
+                <w:b w:val="0"/>
+                <w:sz w:val="21"/>
+              </w:rPr>
+              <w:t>文档解析、条目抽取、版本对比</w:t>
+            </w:r>
+          </w:p>
+        </w:tc>
+        <w:tc>
+          <w:tcPr>
+            <w:tcW w:type="dxa" w:w="3120"/>
+          </w:tcPr>
+          <w:p>
+            <w:r/>
+            <w:r>
+              <w:rPr>
+                <w:rFonts w:ascii="宋体" w:hAnsi="宋体" w:eastAsia="宋体"/>
+                <w:b w:val="0"/>
+                <w:sz w:val="21"/>
+              </w:rPr>
+              <w:t>把任务资料和设计资料转成后续分析可直接使用的结构化输入。</w:t>
             </w:r>
           </w:p>
         </w:tc>
@@ -126,23 +350,49 @@
       <w:tr>
         <w:tc>
           <w:tcPr>
-            <w:tcW w:type="dxa" w:w="2381"/>
-            <w:vAlign w:val="center"/>
+            <w:tcW w:type="dxa" w:w="3120"/>
           </w:tcPr>
           <w:p>
+            <w:r/>
             <w:r>
-              <w:t>知识沉淀</w:t>
+              <w:rPr>
+                <w:rFonts w:ascii="宋体" w:hAnsi="宋体" w:eastAsia="宋体"/>
+                <w:b w:val="0"/>
+                <w:sz w:val="21"/>
+              </w:rPr>
+              <w:t>风险主线分析</w:t>
             </w:r>
           </w:p>
         </w:tc>
         <w:tc>
           <w:tcPr>
-            <w:tcW w:type="dxa" w:w="6690"/>
-            <w:vAlign w:val="center"/>
+            <w:tcW w:type="dxa" w:w="3120"/>
           </w:tcPr>
           <w:p>
+            <w:r/>
             <w:r>
-              <w:t>沉淀典型危险场景、约束模板和历史分析经验。</w:t>
+              <w:rPr>
+                <w:rFonts w:ascii="宋体" w:hAnsi="宋体" w:eastAsia="宋体"/>
+                <w:b w:val="0"/>
+                <w:sz w:val="21"/>
+              </w:rPr>
+              <w:t>STPA三阶段、多智能体协同、规则校核</w:t>
+            </w:r>
+          </w:p>
+        </w:tc>
+        <w:tc>
+          <w:tcPr>
+            <w:tcW w:type="dxa" w:w="3120"/>
+          </w:tcPr>
+          <w:p>
+            <w:r/>
+            <w:r>
+              <w:rPr>
+                <w:rFonts w:ascii="宋体" w:hAnsi="宋体" w:eastAsia="宋体"/>
+                <w:b w:val="0"/>
+                <w:sz w:val="21"/>
+              </w:rPr>
+              <w:t>围绕损失、危险、约束、需求和测试关注点形成完整分析链路。</w:t>
             </w:r>
           </w:p>
         </w:tc>
@@ -150,23 +400,49 @@
       <w:tr>
         <w:tc>
           <w:tcPr>
-            <w:tcW w:type="dxa" w:w="2381"/>
-            <w:vAlign w:val="center"/>
+            <w:tcW w:type="dxa" w:w="3120"/>
           </w:tcPr>
           <w:p>
+            <w:r/>
             <w:r>
-              <w:t>过程管控</w:t>
+              <w:rPr>
+                <w:rFonts w:ascii="宋体" w:hAnsi="宋体" w:eastAsia="宋体"/>
+                <w:b w:val="0"/>
+                <w:sz w:val="21"/>
+              </w:rPr>
+              <w:t>控制关系建模</w:t>
             </w:r>
           </w:p>
         </w:tc>
         <w:tc>
           <w:tcPr>
-            <w:tcW w:type="dxa" w:w="6690"/>
-            <w:vAlign w:val="center"/>
+            <w:tcW w:type="dxa" w:w="3120"/>
           </w:tcPr>
           <w:p>
+            <w:r/>
             <w:r>
-              <w:t>保留分析依据、评审结论和追溯关系，便于后续复核。</w:t>
+              <w:rPr>
+                <w:rFonts w:ascii="宋体" w:hAnsi="宋体" w:eastAsia="宋体"/>
+                <w:b w:val="0"/>
+                <w:sz w:val="21"/>
+              </w:rPr>
+              <w:t>控制结构图、关系可视化、追溯关联</w:t>
+            </w:r>
+          </w:p>
+        </w:tc>
+        <w:tc>
+          <w:tcPr>
+            <w:tcW w:type="dxa" w:w="3120"/>
+          </w:tcPr>
+          <w:p>
+            <w:r/>
+            <w:r>
+              <w:rPr>
+                <w:rFonts w:ascii="宋体" w:hAnsi="宋体" w:eastAsia="宋体"/>
+                <w:b w:val="0"/>
+                <w:sz w:val="21"/>
+              </w:rPr>
+              <w:t>支撑关键控制点识别和评审沟通。</w:t>
             </w:r>
           </w:p>
         </w:tc>
@@ -174,23 +450,49 @@
       <w:tr>
         <w:tc>
           <w:tcPr>
-            <w:tcW w:type="dxa" w:w="2381"/>
-            <w:vAlign w:val="center"/>
+            <w:tcW w:type="dxa" w:w="3120"/>
           </w:tcPr>
           <w:p>
+            <w:r/>
             <w:r>
-              <w:t>结果输出</w:t>
+              <w:rPr>
+                <w:rFonts w:ascii="宋体" w:hAnsi="宋体" w:eastAsia="宋体"/>
+                <w:b w:val="0"/>
+                <w:sz w:val="21"/>
+              </w:rPr>
+              <w:t>知识沉淀与复用</w:t>
             </w:r>
           </w:p>
         </w:tc>
         <w:tc>
           <w:tcPr>
-            <w:tcW w:type="dxa" w:w="6690"/>
-            <w:vAlign w:val="center"/>
+            <w:tcW w:type="dxa" w:w="3120"/>
           </w:tcPr>
           <w:p>
+            <w:r/>
             <w:r>
-              <w:t>支持形成安全分析报告、检查清单和汇报材料。</w:t>
+              <w:rPr>
+                <w:rFonts w:ascii="宋体" w:hAnsi="宋体" w:eastAsia="宋体"/>
+                <w:b w:val="0"/>
+                <w:sz w:val="21"/>
+              </w:rPr>
+              <w:t>安全模板库、案例库、检索增强</w:t>
+            </w:r>
+          </w:p>
+        </w:tc>
+        <w:tc>
+          <w:tcPr>
+            <w:tcW w:type="dxa" w:w="3120"/>
+          </w:tcPr>
+          <w:p>
+            <w:r/>
+            <w:r>
+              <w:rPr>
+                <w:rFonts w:ascii="宋体" w:hAnsi="宋体" w:eastAsia="宋体"/>
+                <w:b w:val="0"/>
+                <w:sz w:val="21"/>
+              </w:rPr>
+              <w:t>沉淀典型危险场景、约束模板和历史结论。</w:t>
             </w:r>
           </w:p>
         </w:tc>
@@ -198,47 +500,49 @@
       <w:tr>
         <w:tc>
           <w:tcPr>
-            <w:tcW w:type="dxa" w:w="2381"/>
-            <w:vAlign w:val="center"/>
+            <w:tcW w:type="dxa" w:w="3120"/>
           </w:tcPr>
           <w:p>
+            <w:r/>
             <w:r>
-              <w:t>部署方式</w:t>
+              <w:rPr>
+                <w:rFonts w:ascii="宋体" w:hAnsi="宋体" w:eastAsia="宋体"/>
+                <w:b w:val="0"/>
+                <w:sz w:val="21"/>
+              </w:rPr>
+              <w:t>成果交付</w:t>
             </w:r>
           </w:p>
         </w:tc>
         <w:tc>
           <w:tcPr>
-            <w:tcW w:type="dxa" w:w="6690"/>
-            <w:vAlign w:val="center"/>
+            <w:tcW w:type="dxa" w:w="3120"/>
           </w:tcPr>
           <w:p>
+            <w:r/>
             <w:r>
-              <w:t>适合本地部署和受控环境应用，满足高安全场景要求。</w:t>
-            </w:r>
-          </w:p>
-        </w:tc>
-      </w:tr>
-      <w:tr>
-        <w:tc>
-          <w:tcPr>
-            <w:tcW w:type="dxa" w:w="2381"/>
-            <w:vAlign w:val="center"/>
-          </w:tcPr>
-          <w:p>
-            <w:r>
-              <w:t>演进重点</w:t>
+              <w:rPr>
+                <w:rFonts w:ascii="宋体" w:hAnsi="宋体" w:eastAsia="宋体"/>
+                <w:b w:val="0"/>
+                <w:sz w:val="21"/>
+              </w:rPr>
+              <w:t>报告模板、图文导出、审计留痕</w:t>
             </w:r>
           </w:p>
         </w:tc>
         <w:tc>
           <w:tcPr>
-            <w:tcW w:type="dxa" w:w="6690"/>
-            <w:vAlign w:val="center"/>
+            <w:tcW w:type="dxa" w:w="3120"/>
           </w:tcPr>
           <w:p>
+            <w:r/>
             <w:r>
-              <w:t>增强控制关系联动、增量更新和测试策划衔接能力。</w:t>
+              <w:rPr>
+                <w:rFonts w:ascii="宋体" w:hAnsi="宋体" w:eastAsia="宋体"/>
+                <w:b w:val="0"/>
+                <w:sz w:val="21"/>
+              </w:rPr>
+              <w:t>支持形成公开版成果、评审版成果和阶段汇报材料。</w:t>
             </w:r>
           </w:p>
         </w:tc>
@@ -246,192 +550,262 @@
     </w:tbl>
     <w:p>
       <w:r>
-        <w:t>四项核心环节的重点与演进方向</w:t>
+        <w:rPr>
+          <w:rFonts w:ascii="宋体" w:hAnsi="宋体" w:eastAsia="宋体"/>
+          <w:b/>
+          <w:sz w:val="26"/>
+        </w:rPr>
+        <w:t>五、方案说明</w:t>
       </w:r>
     </w:p>
     <w:p>
       <w:r>
-        <w:t>安全需求梳理</w:t>
+        <w:rPr>
+          <w:rFonts w:ascii="宋体" w:hAnsi="宋体" w:eastAsia="宋体"/>
+          <w:b/>
+          <w:sz w:val="24"/>
+        </w:rPr>
+        <w:t>1. 安全任务与资料接入</w:t>
+      </w:r>
+    </w:p>
+    <w:p>
+      <w:pPr>
+        <w:ind w:firstLine="480"/>
+      </w:pPr>
+      <w:r>
+        <w:rPr>
+          <w:rFonts w:ascii="宋体" w:hAnsi="宋体" w:eastAsia="宋体"/>
+          <w:b w:val="0"/>
+          <w:sz w:val="22"/>
+        </w:rPr>
+        <w:t>具体方案：围绕项目建立统一输入口径，把任务背景、运行场景、需求资料和历史分析记录统一接入，并按阶段、章节和来源位置建立索引，减少安全分析前期的整理工作。</w:t>
+      </w:r>
+    </w:p>
+    <w:p>
+      <w:pPr>
+        <w:ind w:firstLine="480"/>
+      </w:pPr>
+      <w:r>
+        <w:rPr>
+          <w:rFonts w:ascii="宋体" w:hAnsi="宋体" w:eastAsia="宋体"/>
+          <w:b w:val="0"/>
+          <w:sz w:val="22"/>
+        </w:rPr>
+        <w:t>实现难点：资料来源多、格式不统一，且同一结论往往分散在多份文档里，容易造成输入不完整或上下文割裂。</w:t>
+      </w:r>
+    </w:p>
+    <w:p>
+      <w:pPr>
+        <w:ind w:firstLine="480"/>
+      </w:pPr>
+      <w:r>
+        <w:rPr>
+          <w:rFonts w:ascii="宋体" w:hAnsi="宋体" w:eastAsia="宋体"/>
+          <w:b w:val="0"/>
+          <w:sz w:val="22"/>
+        </w:rPr>
+        <w:t>攻关点：需要持续提升多文档联合理解能力、增量更新能力和来源追溯精度，让后续分析始终建立在最新资料基础上。</w:t>
       </w:r>
     </w:p>
     <w:p>
       <w:r>
-        <w:t>当前做法：围绕系统任务、损失场景、危险状态和安全约束逐步展开分析，让前期安全工作从“资料堆里找重点”转向“沿着风险主线系统梳理”。</w:t>
+        <w:rPr>
+          <w:rFonts w:ascii="宋体" w:hAnsi="宋体" w:eastAsia="宋体"/>
+          <w:b/>
+          <w:sz w:val="24"/>
+        </w:rPr>
+        <w:t>2. 危险识别与安全需求梳理</w:t>
+      </w:r>
+    </w:p>
+    <w:p>
+      <w:pPr>
+        <w:ind w:firstLine="480"/>
+      </w:pPr>
+      <w:r>
+        <w:rPr>
+          <w:rFonts w:ascii="宋体" w:hAnsi="宋体" w:eastAsia="宋体"/>
+          <w:b w:val="0"/>
+          <w:sz w:val="22"/>
+        </w:rPr>
+        <w:t>具体方案：围绕系统任务目标、损失场景和危险状态逐层展开，自动形成安全约束和安全需求建议，再由人工快速确认重点项。</w:t>
+      </w:r>
+    </w:p>
+    <w:p>
+      <w:pPr>
+        <w:ind w:firstLine="480"/>
+      </w:pPr>
+      <w:r>
+        <w:rPr>
+          <w:rFonts w:ascii="宋体" w:hAnsi="宋体" w:eastAsia="宋体"/>
+          <w:b w:val="0"/>
+          <w:sz w:val="22"/>
+        </w:rPr>
+        <w:t>实现难点：复杂装备存在跨专业耦合，危险链路并不总是直接显现，自动分析既要保证覆盖，也要避免结论过散。</w:t>
+      </w:r>
+    </w:p>
+    <w:p>
+      <w:pPr>
+        <w:ind w:firstLine="480"/>
+      </w:pPr>
+      <w:r>
+        <w:rPr>
+          <w:rFonts w:ascii="宋体" w:hAnsi="宋体" w:eastAsia="宋体"/>
+          <w:b w:val="0"/>
+          <w:sz w:val="22"/>
+        </w:rPr>
+        <w:t>攻关点：需要加强典型行业模板、任务阶段特征和风险优先级规则的融合，让高风险项更容易被优先识别。</w:t>
       </w:r>
     </w:p>
     <w:p>
       <w:r>
-        <w:t>业务现状：</w:t>
+        <w:rPr>
+          <w:rFonts w:ascii="宋体" w:hAnsi="宋体" w:eastAsia="宋体"/>
+          <w:b/>
+          <w:sz w:val="24"/>
+        </w:rPr>
+        <w:t>3. 控制结构与不安全控制行为分析</w:t>
+      </w:r>
+    </w:p>
+    <w:p>
+      <w:pPr>
+        <w:ind w:firstLine="480"/>
+      </w:pPr>
+      <w:r>
+        <w:rPr>
+          <w:rFonts w:ascii="宋体" w:hAnsi="宋体" w:eastAsia="宋体"/>
+          <w:b w:val="0"/>
+          <w:sz w:val="22"/>
+        </w:rPr>
+        <w:t>具体方案：把控制对象、控制动作、反馈链路和环境条件放到同一图景中表达，帮助团队定位关键控制节点，并识别不安全控制行为。</w:t>
+      </w:r>
+    </w:p>
+    <w:p>
+      <w:pPr>
+        <w:ind w:firstLine="480"/>
+      </w:pPr>
+      <w:r>
+        <w:rPr>
+          <w:rFonts w:ascii="宋体" w:hAnsi="宋体" w:eastAsia="宋体"/>
+          <w:b w:val="0"/>
+          <w:sz w:val="22"/>
+        </w:rPr>
+        <w:t>实现难点：控制关系跨专业、跨模块，图示化表达和文本结论之间容易脱节，设计变更后更新成本也高。</w:t>
+      </w:r>
+    </w:p>
+    <w:p>
+      <w:pPr>
+        <w:ind w:firstLine="480"/>
+      </w:pPr>
+      <w:r>
+        <w:rPr>
+          <w:rFonts w:ascii="宋体" w:hAnsi="宋体" w:eastAsia="宋体"/>
+          <w:b w:val="0"/>
+          <w:sz w:val="22"/>
+        </w:rPr>
+        <w:t>攻关点：需要进一步打通控制结构图、文本条目和版本差异联动能力，支撑随设计演进持续更新。</w:t>
       </w:r>
     </w:p>
     <w:p>
       <w:r>
-        <w:t>• 复杂装备软硬件深度耦合，早期安全判断越来越难。</w:t>
+        <w:rPr>
+          <w:rFonts w:ascii="宋体" w:hAnsi="宋体" w:eastAsia="宋体"/>
+          <w:b/>
+          <w:sz w:val="24"/>
+        </w:rPr>
+        <w:t>4. 致因分析与测试关注点生成</w:t>
+      </w:r>
+    </w:p>
+    <w:p>
+      <w:pPr>
+        <w:ind w:firstLine="480"/>
+      </w:pPr>
+      <w:r>
+        <w:rPr>
+          <w:rFonts w:ascii="宋体" w:hAnsi="宋体" w:eastAsia="宋体"/>
+          <w:b w:val="0"/>
+          <w:sz w:val="22"/>
+        </w:rPr>
+        <w:t>具体方案：在前序分析基础上继续梳理致因、触发条件和保护不足点，自动生成面向测试和验证的重点检查项。</w:t>
+      </w:r>
+    </w:p>
+    <w:p>
+      <w:pPr>
+        <w:ind w:firstLine="480"/>
+      </w:pPr>
+      <w:r>
+        <w:rPr>
+          <w:rFonts w:ascii="宋体" w:hAnsi="宋体" w:eastAsia="宋体"/>
+          <w:b w:val="0"/>
+          <w:sz w:val="22"/>
+        </w:rPr>
+        <w:t>实现难点：异常工况、边界条件和组合场景常是人工盲区，且测试团队接收安全分析成果时容易发生信息损失。</w:t>
+      </w:r>
+    </w:p>
+    <w:p>
+      <w:pPr>
+        <w:ind w:firstLine="480"/>
+      </w:pPr>
+      <w:r>
+        <w:rPr>
+          <w:rFonts w:ascii="宋体" w:hAnsi="宋体" w:eastAsia="宋体"/>
+          <w:b w:val="0"/>
+          <w:sz w:val="22"/>
+        </w:rPr>
+        <w:t>攻关点：需要强化高风险场景推荐、测试语言转化和与后续测试工具的衔接能力，真正形成从分析到验证的闭环。</w:t>
       </w:r>
     </w:p>
     <w:p>
       <w:r>
-        <w:t>• 安全分析长期依赖专家经验和手工文档，效率受限。</w:t>
+        <w:rPr>
+          <w:rFonts w:ascii="宋体" w:hAnsi="宋体" w:eastAsia="宋体"/>
+          <w:b/>
+          <w:sz w:val="24"/>
+        </w:rPr>
+        <w:t>5. 报告交付与知识沉淀</w:t>
       </w:r>
     </w:p>
     <w:p>
+      <w:pPr>
+        <w:ind w:firstLine="480"/>
+      </w:pPr>
       <w:r>
-        <w:t>• 项目节奏加快后，前期判断一旦偏差，后续返工代价很高。</w:t>
+        <w:rPr>
+          <w:rFonts w:ascii="宋体" w:hAnsi="宋体" w:eastAsia="宋体"/>
+          <w:b w:val="0"/>
+          <w:sz w:val="22"/>
+        </w:rPr>
+        <w:t>具体方案：将分析过程中的结论、证据、图示和评审意见自动汇总成正式成果，同时把高价值条目沉淀为模板和案例。</w:t>
       </w:r>
     </w:p>
     <w:p>
+      <w:pPr>
+        <w:ind w:firstLine="480"/>
+      </w:pPr>
       <w:r>
-        <w:t>发展趋势：</w:t>
+        <w:rPr>
+          <w:rFonts w:ascii="宋体" w:hAnsi="宋体" w:eastAsia="宋体"/>
+          <w:b w:val="0"/>
+          <w:sz w:val="22"/>
+        </w:rPr>
+        <w:t>实现难点：不同项目模板差异大，既要满足交付要求，又要保证公开版表达克制、过程版证据完整。</w:t>
       </w:r>
     </w:p>
     <w:p>
+      <w:pPr>
+        <w:ind w:firstLine="480"/>
+      </w:pPr>
       <w:r>
-        <w:t>• 系统安全分析正从阶段性工作转向伴随研制全过程持续更新。</w:t>
-      </w:r>
-    </w:p>
-    <w:p>
-      <w:r>
-        <w:t>• 安全结论将从文本描述转向结构化、可追溯的工程资产。</w:t>
-      </w:r>
-    </w:p>
-    <w:p>
-      <w:r>
-        <w:t>安全设计约束梳理</w:t>
-      </w:r>
-    </w:p>
-    <w:p>
-      <w:r>
-        <w:t>当前做法：在安全需求基础上结合控制关系和设计资料，进一步梳理关键控制点、反馈链路和设计约束，帮助评审更早聚焦薄弱环节。</w:t>
-      </w:r>
-    </w:p>
-    <w:p>
-      <w:r>
-        <w:t>业务现状：</w:t>
-      </w:r>
-    </w:p>
-    <w:p>
-      <w:r>
-        <w:t>• 控制链路跨专业、跨模块，沟通协调成本高。</w:t>
-      </w:r>
-    </w:p>
-    <w:p>
-      <w:r>
-        <w:t>• 设计资料更新频繁，约束项容易遗漏或失效。</w:t>
-      </w:r>
-    </w:p>
-    <w:p>
-      <w:r>
-        <w:t>• 评审越来越关注“结论背后是否有清晰证据链”。</w:t>
-      </w:r>
-    </w:p>
-    <w:p>
-      <w:r>
-        <w:t>发展趋势：</w:t>
-      </w:r>
-    </w:p>
-    <w:p>
-      <w:r>
-        <w:t>• 控制关系、设计约束与问题整改会逐步联动管理。</w:t>
-      </w:r>
-    </w:p>
-    <w:p>
-      <w:r>
-        <w:t>• 图示化表达和差异提醒会成为设计评审的常用支撑。</w:t>
-      </w:r>
-    </w:p>
-    <w:p>
-      <w:r>
-        <w:t>安全测试关注点生成</w:t>
-      </w:r>
-    </w:p>
-    <w:p>
-      <w:r>
-        <w:t>当前做法：把前面形成的安全需求和设计约束继续下沉为测试关注点与检查清单，让测试策划更聚焦高风险场景。</w:t>
-      </w:r>
-    </w:p>
-    <w:p>
-      <w:r>
-        <w:t>业务现状：</w:t>
-      </w:r>
-    </w:p>
-    <w:p>
-      <w:r>
-        <w:t>• 异常工况和边界场景覆盖难，容易成为人工分析盲区。</w:t>
-      </w:r>
-    </w:p>
-    <w:p>
-      <w:r>
-        <w:t>• 测试资源有限，团队需要优先投入到高风险项。</w:t>
-      </w:r>
-    </w:p>
-    <w:p>
-      <w:r>
-        <w:t>• 安全分析结果向测试传递仍较依赖人工转译。</w:t>
-      </w:r>
-    </w:p>
-    <w:p>
-      <w:r>
-        <w:t>发展趋势：</w:t>
-      </w:r>
-    </w:p>
-    <w:p>
-      <w:r>
-        <w:t>• 高风险场景优先推荐将成为测试策划的常态能力。</w:t>
-      </w:r>
-    </w:p>
-    <w:p>
-      <w:r>
-        <w:t>• 安全分析结果会更直接进入回归测试和验证闭环。</w:t>
-      </w:r>
-    </w:p>
-    <w:p>
-      <w:r>
-        <w:t>安全分析成果交付</w:t>
-      </w:r>
-    </w:p>
-    <w:p>
-      <w:r>
-        <w:t>当前做法：将分析过程中的关键结论、证据来源和追溯关系自动汇总成正式材料，减少人工拼接和重复整理。</w:t>
-      </w:r>
-    </w:p>
-    <w:p>
-      <w:r>
-        <w:t>业务现状：</w:t>
-      </w:r>
-    </w:p>
-    <w:p>
-      <w:r>
-        <w:t>• 报告编制、评审材料准备和追溯整理工作量大。</w:t>
-      </w:r>
-    </w:p>
-    <w:p>
-      <w:r>
-        <w:t>• 不同项目模板不同，公开与受限版本口径也需兼顾。</w:t>
-      </w:r>
-    </w:p>
-    <w:p>
-      <w:r>
-        <w:t>• 管理层更关注成果是否可汇报、可复核、可积累。</w:t>
-      </w:r>
-    </w:p>
-    <w:p>
-      <w:r>
-        <w:t>发展趋势：</w:t>
-      </w:r>
-    </w:p>
-    <w:p>
-      <w:r>
-        <w:t>• 报告自动汇总与追溯链同步输出会成为基本要求。</w:t>
-      </w:r>
-    </w:p>
-    <w:p>
-      <w:r>
-        <w:t>• 交付成果将从单份文档转向长期可复用的安全知识资产。</w:t>
+        <w:rPr>
+          <w:rFonts w:ascii="宋体" w:hAnsi="宋体" w:eastAsia="宋体"/>
+          <w:b w:val="0"/>
+          <w:sz w:val="22"/>
+        </w:rPr>
+        <w:t>攻关点：需要持续建设分级模板、知识条目治理和跨项目复用机制，让成果不仅能交付，还能服务后续型号。</w:t>
       </w:r>
     </w:p>
     <w:sectPr>
       <w:pgSz w:w="12240" w:h="15840"/>
-      <w:pgMar w:top="1417" w:right="1417" w:bottom="1134" w:left="1417" w:header="720" w:footer="720" w:gutter="0"/>
+      <w:pgMar w:top="1440" w:right="1440" w:bottom="1440" w:left="1440" w:header="720" w:footer="720" w:gutter="0"/>
       <w:cols w:space="720"/>
       <w:docGrid w:linePitch="360"/>
     </w:sectPr>
